--- a/practice_test/real_document/generated/PRJ-9201_tender_pack_r1/PRJ-9201-D43_r1_Tender-handover-checklist.docx
+++ b/practice_test/real_document/generated/PRJ-9201_tender_pack_r1/PRJ-9201-D43_r1_Tender-handover-checklist.docx
@@ -454,7 +454,7 @@
           </w:tcPr>
           <w:p>
             <w:r>
-              <w:t>36</w:t>
+              <w:t>40</w:t>
             </w:r>
           </w:p>
         </w:tc>
